--- a/biostat_pipeline/EarlyPhase_Biostat_Pipeline.docx
+++ b/biostat_pipeline/EarlyPhase_Biostat_Pipeline.docx
@@ -7,7 +7,7 @@
         <w:pStyle w:val="Heading1"/>
       </w:pPr>
       <w:r>
-        <w:t xml:space="preserve">Early-Phase Clinical Pharmacology — Biostatistics Deliverables Pipeline</w:t>
+        <w:t xml:space="preserve">Early-Phase Clinical Pharmacology: Biostatistics Deliverables Pipeline</w:t>
       </w:r>
     </w:p>
     <w:p>
@@ -19,7 +19,54 @@
           <w:b/>
           <w:bCs/>
         </w:rPr>
-        <w:t xml:space="preserve">Protocol review → CSR draft · every document, dataset, and statistical output · with the hybrid-AI routing overlay</w:t>
+        <w:t xml:space="preserve">Protocol review → CSR draft · every document, dataset, and statistical output · with a proposed AI-routing overlay</w:t>
+      </w:r>
+    </w:p>
+    <w:p>
+      <w:pPr>
+        <w:pBdr>
+          <w:left w:val="single" w:color="1E2761" w:sz="18" w:space="10"/>
+        </w:pBdr>
+        <w:shd w:fill="EEF2FA" w:val="clear"/>
+        <w:spacing w:after="100" w:before="100"/>
+        <w:ind w:left="300"/>
+      </w:pPr>
+      <w:r>
+        <w:rPr>
+          <w:b/>
+          <w:bCs/>
+          <w:i/>
+          <w:iCs/>
+          <w:color w:val="555F77"/>
+        </w:rPr>
+        <w:t xml:space="preserve">Reference map, not a track record.</w:t>
+      </w:r>
+      <w:r>
+        <w:rPr>
+          <w:i/>
+          <w:iCs/>
+          <w:color w:val="555F77"/>
+        </w:rPr>
+        <w:t xml:space="preserve"> This register maps the deliverables of a Phase 1 clinical pharmacology study and how each would be produced and checked. It is not a list of deliverables the author produced (the </w:t>
+      </w:r>
+      <w:hyperlink w:history="1" r:id="rId5ujooloff5p5hpnhr4-xy">
+        <w:r>
+          <w:rPr>
+            <w:rStyle w:val="Hyperlink"/>
+            <w:i/>
+            <w:iCs/>
+            <w:color w:val="555F77"/>
+          </w:rPr>
+          <w:t xml:space="preserve">home page</w:t>
+        </w:r>
+      </w:hyperlink>
+      <w:r>
+        <w:rPr>
+          <w:i/>
+          <w:iCs/>
+          <w:color w:val="555F77"/>
+        </w:rPr>
+        <w:t xml:space="preserve"> labels what he led or supported), and the AI-routing overlay is a design proposal, not an adopted policy.</w:t>
       </w:r>
     </w:p>
     <w:p>
@@ -272,7 +319,7 @@
                 <w:sz w:val="17"/>
                 <w:szCs w:val="17"/>
               </w:rPr>
-              <w:t xml:space="preserve">S1 — Study Design &amp; Protocol</w:t>
+              <w:t xml:space="preserve">S1: Study Design &amp; Protocol</w:t>
             </w:r>
           </w:p>
         </w:tc>
@@ -366,7 +413,7 @@
                 <w:sz w:val="17"/>
                 <w:szCs w:val="17"/>
               </w:rPr>
-              <w:t xml:space="preserve">S2 — Planning &amp; Specifications</w:t>
+              <w:t xml:space="preserve">S2: Planning &amp; Specifications</w:t>
             </w:r>
           </w:p>
         </w:tc>
@@ -460,7 +507,7 @@
                 <w:sz w:val="17"/>
                 <w:szCs w:val="17"/>
               </w:rPr>
-              <w:t xml:space="preserve">S3 — Data &amp; CDISC</w:t>
+              <w:t xml:space="preserve">S3: Data &amp; CDISC</w:t>
             </w:r>
           </w:p>
         </w:tc>
@@ -554,7 +601,7 @@
                 <w:sz w:val="17"/>
                 <w:szCs w:val="17"/>
               </w:rPr>
-              <w:t xml:space="preserve">S4 — Analysis &amp; QC</w:t>
+              <w:t xml:space="preserve">S4: Analysis &amp; QC</w:t>
             </w:r>
           </w:p>
         </w:tc>
@@ -648,7 +695,7 @@
                 <w:sz w:val="17"/>
                 <w:szCs w:val="17"/>
               </w:rPr>
-              <w:t xml:space="preserve">S5 — Reporting &amp; CSR</w:t>
+              <w:t xml:space="preserve">S5: Reporting &amp; CSR</w:t>
             </w:r>
           </w:p>
         </w:tc>
@@ -678,7 +725,7 @@
                 <w:sz w:val="17"/>
                 <w:szCs w:val="17"/>
               </w:rPr>
-              <w:t xml:space="preserve">Results become the CSR — statistical methods and results text, in-text tables/figures, appendices, the submission package, and cross-document consistency.</w:t>
+              <w:t xml:space="preserve">Results become the CSR: statistical methods and results text, in-text tables/figures, appendices, the submission package, and cross-document consistency.</w:t>
             </w:r>
           </w:p>
         </w:tc>
@@ -724,7 +771,7 @@
         <w:pStyle w:val="Heading2"/>
       </w:pPr>
       <w:r>
-        <w:t xml:space="preserve">S1 — Study Design &amp; Protocol</w:t>
+        <w:t xml:space="preserve">S1: Study Design &amp; Protocol</w:t>
       </w:r>
     </w:p>
     <w:p>
@@ -1017,7 +1064,7 @@
                 <w:sz w:val="17"/>
                 <w:szCs w:val="17"/>
               </w:rPr>
-              <w:t xml:space="preserve">Biostatistics input to protocol — design rationale &amp; study design selection</w:t>
+              <w:t xml:space="preserve">Biostatistics input to protocol: design rationale &amp; study design selection</w:t>
             </w:r>
           </w:p>
         </w:tc>
@@ -2121,7 +2168,7 @@
                 <w:sz w:val="17"/>
                 <w:szCs w:val="17"/>
               </w:rPr>
-              <w:t xml:space="preserve">DSMB/SRC/SEC charter — statistical decision rules &amp; dose-escalation criteria</w:t>
+              <w:t xml:space="preserve">DSMB/SRC/SEC charter: statistical decision rules &amp; dose-escalation criteria</w:t>
             </w:r>
           </w:p>
         </w:tc>
@@ -3225,7 +3272,7 @@
                 <w:sz w:val="17"/>
                 <w:szCs w:val="17"/>
               </w:rPr>
-              <w:t xml:space="preserve">Blinded Sample-Size Re-Estimation (BSSR) Plan — design-stage provision</w:t>
+              <w:t xml:space="preserve">Blinded Sample-Size Re-Estimation (BSSR) Plan: design-stage provision</w:t>
             </w:r>
           </w:p>
         </w:tc>
@@ -3571,7 +3618,7 @@
         <w:pStyle w:val="Heading2"/>
       </w:pPr>
       <w:r>
-        <w:t xml:space="preserve">S2 — Planning &amp; Specifications</w:t>
+        <w:t xml:space="preserve">S2: Planning &amp; Specifications</w:t>
       </w:r>
     </w:p>
     <w:p>
@@ -4968,7 +5015,7 @@
                 <w:sz w:val="17"/>
                 <w:szCs w:val="17"/>
               </w:rPr>
-              <w:t xml:space="preserve">ADaM Dataset Specification (ADPC — PK Concentrations)</w:t>
+              <w:t xml:space="preserve">ADaM Dataset Specification (ADPC: PK Concentrations)</w:t>
             </w:r>
           </w:p>
         </w:tc>
@@ -5152,7 +5199,7 @@
                 <w:sz w:val="17"/>
                 <w:szCs w:val="17"/>
               </w:rPr>
-              <w:t xml:space="preserve">ADaM Dataset Specification (ADPP — PK Parameters)</w:t>
+              <w:t xml:space="preserve">ADaM Dataset Specification (ADPP: PK Parameters)</w:t>
             </w:r>
           </w:p>
         </w:tc>
@@ -5336,7 +5383,7 @@
                 <w:sz w:val="17"/>
                 <w:szCs w:val="17"/>
               </w:rPr>
-              <w:t xml:space="preserve">ADaM Dataset Specification (ADAE — Adverse Events)</w:t>
+              <w:t xml:space="preserve">ADaM Dataset Specification (ADAE: Adverse Events)</w:t>
             </w:r>
           </w:p>
         </w:tc>
@@ -5520,7 +5567,7 @@
                 <w:sz w:val="17"/>
                 <w:szCs w:val="17"/>
               </w:rPr>
-              <w:t xml:space="preserve">ADaM Dataset Specifications (ADLB / ADVS / ADEG — Labs, Vitals, ECG)</w:t>
+              <w:t xml:space="preserve">ADaM Dataset Specifications (ADLB / ADVS / ADEG: Labs, Vitals, ECG)</w:t>
             </w:r>
           </w:p>
         </w:tc>
@@ -5704,7 +5751,7 @@
                 <w:sz w:val="17"/>
                 <w:szCs w:val="17"/>
               </w:rPr>
-              <w:t xml:space="preserve">ADaM Dataset Specification (ADPD — Pharmacodynamics)</w:t>
+              <w:t xml:space="preserve">ADaM Dataset Specification (ADPD: Pharmacodynamics)</w:t>
             </w:r>
           </w:p>
         </w:tc>
@@ -6072,7 +6119,7 @@
                 <w:sz w:val="17"/>
                 <w:szCs w:val="17"/>
               </w:rPr>
-              <w:t xml:space="preserve">Annotated CRF (aCRF) — Preparation &amp; Review</w:t>
+              <w:t xml:space="preserve">Annotated CRF (aCRF): Preparation &amp; Review</w:t>
             </w:r>
           </w:p>
         </w:tc>
@@ -6624,7 +6671,7 @@
                 <w:sz w:val="17"/>
                 <w:szCs w:val="17"/>
               </w:rPr>
-              <w:t xml:space="preserve">popPK / Exposure-Response Modelling Analysis Plan (PMAP)</w:t>
+              <w:t xml:space="preserve">popPK / Exposure-Response Modeling Analysis Plan (PMAP)</w:t>
             </w:r>
           </w:p>
         </w:tc>
@@ -6808,7 +6855,7 @@
                 <w:sz w:val="17"/>
                 <w:szCs w:val="17"/>
               </w:rPr>
-              <w:t xml:space="preserve">NONMEM/Monolix Analysis Dataset Specification (PK/PD modelling dataset)</w:t>
+              <w:t xml:space="preserve">NONMEM/Monolix Analysis Dataset Specification (PK/PD modeling dataset)</w:t>
             </w:r>
           </w:p>
         </w:tc>
@@ -8340,7 +8387,7 @@
                 <w:sz w:val="17"/>
                 <w:szCs w:val="17"/>
               </w:rPr>
-              <w:t xml:space="preserve">21 CFR Part 11, ALCOA++, ICH E6(R3); sponsor AI/data-governance policy; HIPAA (API+BAA, not consumer)</w:t>
+              <w:t xml:space="preserve">21 CFR Part 11, ALCOA++, ICH E6(R3); sponsor AI/data-governance policy; HIPAA (contracted cloud service on de-identified data, not a consumer account)</w:t>
             </w:r>
           </w:p>
         </w:tc>
@@ -9730,7 +9777,7 @@
         <w:pStyle w:val="Heading2"/>
       </w:pPr>
       <w:r>
-        <w:t xml:space="preserve">S3 — Data &amp; CDISC</w:t>
+        <w:t xml:space="preserve">S3: Data &amp; CDISC</w:t>
       </w:r>
     </w:p>
     <w:p>
@@ -10575,7 +10622,7 @@
                 <w:sz w:val="17"/>
                 <w:szCs w:val="17"/>
               </w:rPr>
-              <w:t xml:space="preserve">SDTM datasets — DM (Demographics)</w:t>
+              <w:t xml:space="preserve">SDTM datasets: DM (Demographics)</w:t>
             </w:r>
           </w:p>
         </w:tc>
@@ -10759,7 +10806,7 @@
                 <w:sz w:val="17"/>
                 <w:szCs w:val="17"/>
               </w:rPr>
-              <w:t xml:space="preserve">SDTM datasets — PC (Pharmacokinetic Concentrations)</w:t>
+              <w:t xml:space="preserve">SDTM datasets: PC (Pharmacokinetic Concentrations)</w:t>
             </w:r>
           </w:p>
         </w:tc>
@@ -10943,7 +10990,7 @@
                 <w:sz w:val="17"/>
                 <w:szCs w:val="17"/>
               </w:rPr>
-              <w:t xml:space="preserve">SDTM datasets — PP (Pharmacokinetic Parameters)</w:t>
+              <w:t xml:space="preserve">SDTM datasets: PP (Pharmacokinetic Parameters)</w:t>
             </w:r>
           </w:p>
         </w:tc>
@@ -11127,7 +11174,7 @@
                 <w:sz w:val="17"/>
                 <w:szCs w:val="17"/>
               </w:rPr>
-              <w:t xml:space="preserve">SDTM datasets — EX (Exposure)</w:t>
+              <w:t xml:space="preserve">SDTM datasets: EX (Exposure)</w:t>
             </w:r>
           </w:p>
         </w:tc>
@@ -11311,7 +11358,7 @@
                 <w:sz w:val="17"/>
                 <w:szCs w:val="17"/>
               </w:rPr>
-              <w:t xml:space="preserve">SDTM datasets — AE (Adverse Events)</w:t>
+              <w:t xml:space="preserve">SDTM datasets: AE (Adverse Events)</w:t>
             </w:r>
           </w:p>
         </w:tc>
@@ -11495,7 +11542,7 @@
                 <w:sz w:val="17"/>
                 <w:szCs w:val="17"/>
               </w:rPr>
-              <w:t xml:space="preserve">SDTM datasets — LB (Laboratory)</w:t>
+              <w:t xml:space="preserve">SDTM datasets: LB (Laboratory)</w:t>
             </w:r>
           </w:p>
         </w:tc>
@@ -11679,7 +11726,7 @@
                 <w:sz w:val="17"/>
                 <w:szCs w:val="17"/>
               </w:rPr>
-              <w:t xml:space="preserve">SDTM datasets — VS (Vital Signs)</w:t>
+              <w:t xml:space="preserve">SDTM datasets: VS (Vital Signs)</w:t>
             </w:r>
           </w:p>
         </w:tc>
@@ -11863,7 +11910,7 @@
                 <w:sz w:val="17"/>
                 <w:szCs w:val="17"/>
               </w:rPr>
-              <w:t xml:space="preserve">SDTM datasets — EG (ECG)</w:t>
+              <w:t xml:space="preserve">SDTM datasets, EG (ECG)</w:t>
             </w:r>
           </w:p>
         </w:tc>
@@ -12047,7 +12094,7 @@
                 <w:sz w:val="17"/>
                 <w:szCs w:val="17"/>
               </w:rPr>
-              <w:t xml:space="preserve">SDTM datasets — DS (Disposition)</w:t>
+              <w:t xml:space="preserve">SDTM datasets: DS (Disposition)</w:t>
             </w:r>
           </w:p>
         </w:tc>
@@ -12231,7 +12278,7 @@
                 <w:sz w:val="17"/>
                 <w:szCs w:val="17"/>
               </w:rPr>
-              <w:t xml:space="preserve">SDTM datasets — MH (Medical History)</w:t>
+              <w:t xml:space="preserve">SDTM datasets: MH (Medical History)</w:t>
             </w:r>
           </w:p>
         </w:tc>
@@ -12415,7 +12462,7 @@
                 <w:sz w:val="17"/>
                 <w:szCs w:val="17"/>
               </w:rPr>
-              <w:t xml:space="preserve">SDTM datasets — CM (Concomitant/Prior Medications)</w:t>
+              <w:t xml:space="preserve">SDTM datasets: CM (Concomitant/Prior Medications)</w:t>
             </w:r>
           </w:p>
         </w:tc>
@@ -12599,7 +12646,7 @@
                 <w:sz w:val="17"/>
                 <w:szCs w:val="17"/>
               </w:rPr>
-              <w:t xml:space="preserve">SDTM datasets — PD/DV and other supporting domains (PD/PE/SU/QS, DV, CO, SE/TA/TV/TE trial design, SUPPQUAL, RELREC)</w:t>
+              <w:t xml:space="preserve">SDTM datasets: PD/DV and other supporting domains (PD/PE/SU/QS, DV, CO, SE/TA/TV/TE trial design, SUPPQUAL, RELREC)</w:t>
             </w:r>
           </w:p>
         </w:tc>
@@ -13151,7 +13198,7 @@
                 <w:sz w:val="17"/>
                 <w:szCs w:val="17"/>
               </w:rPr>
-              <w:t xml:space="preserve">ADaM datasets — ADSL (Participant-Level Analysis)</w:t>
+              <w:t xml:space="preserve">ADaM datasets: ADSL (Participant-Level Analysis)</w:t>
             </w:r>
           </w:p>
         </w:tc>
@@ -13335,7 +13382,7 @@
                 <w:sz w:val="17"/>
                 <w:szCs w:val="17"/>
               </w:rPr>
-              <w:t xml:space="preserve">ADaM datasets — ADPC (PK Concentrations Analysis)</w:t>
+              <w:t xml:space="preserve">ADaM datasets: ADPC (PK Concentrations Analysis)</w:t>
             </w:r>
           </w:p>
         </w:tc>
@@ -13519,7 +13566,7 @@
                 <w:sz w:val="17"/>
                 <w:szCs w:val="17"/>
               </w:rPr>
-              <w:t xml:space="preserve">ADaM datasets — ADPP (PK Parameters Analysis)</w:t>
+              <w:t xml:space="preserve">ADaM datasets: ADPP (PK Parameters Analysis)</w:t>
             </w:r>
           </w:p>
         </w:tc>
@@ -13703,7 +13750,7 @@
                 <w:sz w:val="17"/>
                 <w:szCs w:val="17"/>
               </w:rPr>
-              <w:t xml:space="preserve">ADaM datasets — ADAE (Adverse Events Analysis)</w:t>
+              <w:t xml:space="preserve">ADaM datasets: ADAE (Adverse Events Analysis)</w:t>
             </w:r>
           </w:p>
         </w:tc>
@@ -13887,7 +13934,7 @@
                 <w:sz w:val="17"/>
                 <w:szCs w:val="17"/>
               </w:rPr>
-              <w:t xml:space="preserve">ADaM datasets — ADLB (Laboratory Analysis)</w:t>
+              <w:t xml:space="preserve">ADaM datasets: ADLB (Laboratory Analysis)</w:t>
             </w:r>
           </w:p>
         </w:tc>
@@ -14071,7 +14118,7 @@
                 <w:sz w:val="17"/>
                 <w:szCs w:val="17"/>
               </w:rPr>
-              <w:t xml:space="preserve">ADaM datasets — ADVS (Vital Signs Analysis)</w:t>
+              <w:t xml:space="preserve">ADaM datasets: ADVS (Vital Signs Analysis)</w:t>
             </w:r>
           </w:p>
         </w:tc>
@@ -14255,7 +14302,7 @@
                 <w:sz w:val="17"/>
                 <w:szCs w:val="17"/>
               </w:rPr>
-              <w:t xml:space="preserve">ADaM datasets — ADEG (ECG Analysis)</w:t>
+              <w:t xml:space="preserve">ADaM datasets: ADEG (ECG Analysis)</w:t>
             </w:r>
           </w:p>
         </w:tc>
@@ -14439,7 +14486,7 @@
                 <w:sz w:val="17"/>
                 <w:szCs w:val="17"/>
               </w:rPr>
-              <w:t xml:space="preserve">ADaM datasets — ADPD and other analysis datasets (ADPD, ADCM, ADMH, deviation/exposure analysis as applicable)</w:t>
+              <w:t xml:space="preserve">ADaM datasets: ADPD and other analysis datasets (ADPD, ADCM, ADMH, deviation/exposure analysis as applicable)</w:t>
             </w:r>
           </w:p>
         </w:tc>
@@ -14991,7 +15038,7 @@
                 <w:sz w:val="17"/>
                 <w:szCs w:val="17"/>
               </w:rPr>
-              <w:t xml:space="preserve">CDISC conformance / validation (Pinnacle 21) report — SDTM &amp; ADaM</w:t>
+              <w:t xml:space="preserve">CDISC conformance / validation (Pinnacle 21) report: SDTM &amp; ADaM</w:t>
             </w:r>
           </w:p>
         </w:tc>
@@ -17413,7 +17460,7 @@
                 <w:sz w:val="17"/>
                 <w:szCs w:val="17"/>
               </w:rPr>
-              <w:t xml:space="preserve">Cross-functional (DM, biostat, clinical, PK) — blinded</w:t>
+              <w:t xml:space="preserve">Cross-functional (DM, biostat, clinical, PK): blinded</w:t>
             </w:r>
           </w:p>
         </w:tc>
@@ -17913,7 +17960,7 @@
         <w:pStyle w:val="Heading2"/>
       </w:pPr>
       <w:r>
-        <w:t xml:space="preserve">S4 — Analysis &amp; QC</w:t>
+        <w:t xml:space="preserve">S4: Analysis &amp; QC</w:t>
       </w:r>
     </w:p>
     <w:p>
@@ -19862,7 +19909,7 @@
                 <w:sz w:val="17"/>
                 <w:szCs w:val="17"/>
               </w:rPr>
-              <w:t xml:space="preserve">Food-effect / DDI / relative BA-BE statistical analysis (ANOVA, 90% CI, GMR) — if applicable</w:t>
+              <w:t xml:space="preserve">Food-effect / DDI / relative BA-BE statistical analysis (ANOVA, 90% CI, GMR), if applicable</w:t>
             </w:r>
           </w:p>
         </w:tc>
@@ -20046,7 +20093,7 @@
                 <w:sz w:val="17"/>
                 <w:szCs w:val="17"/>
               </w:rPr>
-              <w:t xml:space="preserve">Concentration-QTc (C-QTc) / QT-QTc analysis — if applicable</w:t>
+              <w:t xml:space="preserve">Concentration-QTc (C-QTc) / QT-QTc analysis, if applicable</w:t>
             </w:r>
           </w:p>
         </w:tc>
@@ -20230,7 +20277,7 @@
                 <w:sz w:val="17"/>
                 <w:szCs w:val="17"/>
               </w:rPr>
-              <w:t xml:space="preserve">popPK / exposure-response modelling (NONMEM/Monolix) with run records</w:t>
+              <w:t xml:space="preserve">popPK / exposure-response modeling (NONMEM/Monolix) with run records</w:t>
             </w:r>
           </w:p>
         </w:tc>
@@ -20414,7 +20461,7 @@
                 <w:sz w:val="17"/>
                 <w:szCs w:val="17"/>
               </w:rPr>
-              <w:t xml:space="preserve">Safety TLFs — TEAEs (overview, by SOC/PT, severity, relationship, by dose)</w:t>
+              <w:t xml:space="preserve">Safety TLFs: TEAEs (overview, by SOC/PT, severity, relationship, by dose)</w:t>
             </w:r>
           </w:p>
         </w:tc>
@@ -20598,7 +20645,7 @@
                 <w:sz w:val="17"/>
                 <w:szCs w:val="17"/>
               </w:rPr>
-              <w:t xml:space="preserve">Safety TLFs — deaths, SAEs, and AEs leading to discontinuation</w:t>
+              <w:t xml:space="preserve">Safety TLFs: deaths, SAEs, and AEs leading to discontinuation</w:t>
             </w:r>
           </w:p>
         </w:tc>
@@ -20782,7 +20829,7 @@
                 <w:sz w:val="17"/>
                 <w:szCs w:val="17"/>
               </w:rPr>
-              <w:t xml:space="preserve">Safety TLFs — clinical laboratory analyses (summary, change-from-baseline, shift tables, outliers, Hy's law)</w:t>
+              <w:t xml:space="preserve">Safety TLFs: clinical laboratory analyses (summary, change-from-baseline, shift tables, outliers, Hy's law)</w:t>
             </w:r>
           </w:p>
         </w:tc>
@@ -20966,7 +21013,7 @@
                 <w:sz w:val="17"/>
                 <w:szCs w:val="17"/>
               </w:rPr>
-              <w:t xml:space="preserve">Safety TLFs — vital signs, ECG (12-lead parameters), physical exam</w:t>
+              <w:t xml:space="preserve">Safety TLFs: vital signs, ECG (12-lead parameters), physical exam</w:t>
             </w:r>
           </w:p>
         </w:tc>
@@ -21334,7 +21381,7 @@
                 <w:sz w:val="17"/>
                 <w:szCs w:val="17"/>
               </w:rPr>
-              <w:t xml:space="preserve">Immunogenicity / anti-drug antibody (ADA) analyses — if applicable</w:t>
+              <w:t xml:space="preserve">Immunogenicity / anti-drug antibody (ADA) analyses, if applicable</w:t>
             </w:r>
           </w:p>
         </w:tc>
@@ -21976,7 +22023,7 @@
                 <w:sz w:val="17"/>
                 <w:szCs w:val="17"/>
               </w:rPr>
-              <w:t xml:space="preserve">This IS the QC step — independent double-programming + documented reconciliation; lead biostatistician sign-off</w:t>
+              <w:t xml:space="preserve">This IS the QC step: independent double-programming + documented reconciliation; lead biostatistician sign-off</w:t>
             </w:r>
           </w:p>
         </w:tc>
@@ -22682,7 +22729,7 @@
                 <w:sz w:val="17"/>
                 <w:szCs w:val="17"/>
               </w:rPr>
-              <w:t xml:space="preserve">FDA/EMA popPK &amp; exposure-response guidance; ICH E3; modelling analysis plan</w:t>
+              <w:t xml:space="preserve">FDA/EMA popPK &amp; exposure-response guidance; ICH E3; modeling analysis plan</w:t>
             </w:r>
           </w:p>
         </w:tc>
@@ -23888,7 +23935,7 @@
         <w:pStyle w:val="Heading2"/>
       </w:pPr>
       <w:r>
-        <w:t xml:space="preserve">S5 — Reporting &amp; CSR</w:t>
+        <w:t xml:space="preserve">S5: Reporting &amp; CSR</w:t>
       </w:r>
     </w:p>
     <w:p>
@@ -23896,7 +23943,7 @@
         <w:spacing w:after="120" w:line="270"/>
       </w:pPr>
       <w:r>
-        <w:t xml:space="preserve">Results become the CSR — statistical methods and results text, in-text tables/figures, appendices, the submission package, and cross-document consistency.</w:t>
+        <w:t xml:space="preserve">Results become the CSR: statistical methods and results text, in-text tables/figures, appendices, the submission package, and cross-document consistency.</w:t>
       </w:r>
     </w:p>
     <w:tbl>
@@ -24365,7 +24412,7 @@
                 <w:sz w:val="17"/>
                 <w:szCs w:val="17"/>
               </w:rPr>
-              <w:t xml:space="preserve">CSR Results — in-text (in-body) summary tables and figures</w:t>
+              <w:t xml:space="preserve">CSR Results, in-text (in-body) summary tables and figures</w:t>
             </w:r>
           </w:p>
         </w:tc>
@@ -24733,7 +24780,7 @@
                 <w:sz w:val="17"/>
                 <w:szCs w:val="17"/>
               </w:rPr>
-              <w:t xml:space="preserve">CSR Appendix 16.1.9 — Documentation of statistical methods incl. final SAP</w:t>
+              <w:t xml:space="preserve">CSR Appendix 16.1.9: Documentation of statistical methods incl. final SAP</w:t>
             </w:r>
           </w:p>
         </w:tc>
@@ -24917,7 +24964,7 @@
                 <w:sz w:val="17"/>
                 <w:szCs w:val="17"/>
               </w:rPr>
-              <w:t xml:space="preserve">CSR Appendix 16.2 — Data listings (by-participant)</w:t>
+              <w:t xml:space="preserve">CSR Appendix 16.2: Data listings (by-participant)</w:t>
             </w:r>
           </w:p>
         </w:tc>
@@ -25101,7 +25148,7 @@
                 <w:sz w:val="17"/>
                 <w:szCs w:val="17"/>
               </w:rPr>
-              <w:t xml:space="preserve">CSR appendices — Define-XML + reviewer guides (cSDRG/ADRG) and annotated CRF as submission appendices</w:t>
+              <w:t xml:space="preserve">CSR appendices: Define-XML + reviewer guides (cSDRG/ADRG) and annotated CRF as submission appendices</w:t>
             </w:r>
           </w:p>
         </w:tc>
@@ -26941,7 +26988,7 @@
                 <w:sz w:val="17"/>
                 <w:szCs w:val="17"/>
               </w:rPr>
-              <w:t xml:space="preserve">Hybrid-AI governance dossier — model-freeze records, engine-of-record register, and prompt/output retention archive (submission-level)</w:t>
+              <w:t xml:space="preserve">Hybrid-AI governance dossier: model-freeze records, engine-of-record register, and prompt/output retention archive (submission-level)</w:t>
             </w:r>
           </w:p>
         </w:tc>
@@ -27326,7 +27373,7 @@
                 <w:sz w:val="17"/>
                 <w:szCs w:val="17"/>
               </w:rPr>
-              <w:t xml:space="preserve">SDTM datasets — DM (Demographics)</w:t>
+              <w:t xml:space="preserve">SDTM datasets: DM (Demographics)</w:t>
             </w:r>
           </w:p>
         </w:tc>
@@ -27448,7 +27495,7 @@
                 <w:sz w:val="17"/>
                 <w:szCs w:val="17"/>
               </w:rPr>
-              <w:t xml:space="preserve">SDTM datasets — PC (Pharmacokinetic Concentrations)</w:t>
+              <w:t xml:space="preserve">SDTM datasets: PC (Pharmacokinetic Concentrations)</w:t>
             </w:r>
           </w:p>
         </w:tc>
@@ -27570,7 +27617,7 @@
                 <w:sz w:val="17"/>
                 <w:szCs w:val="17"/>
               </w:rPr>
-              <w:t xml:space="preserve">SDTM datasets — PP (Pharmacokinetic Parameters)</w:t>
+              <w:t xml:space="preserve">SDTM datasets: PP (Pharmacokinetic Parameters)</w:t>
             </w:r>
           </w:p>
         </w:tc>
@@ -27692,7 +27739,7 @@
                 <w:sz w:val="17"/>
                 <w:szCs w:val="17"/>
               </w:rPr>
-              <w:t xml:space="preserve">SDTM datasets — EX (Exposure)</w:t>
+              <w:t xml:space="preserve">SDTM datasets: EX (Exposure)</w:t>
             </w:r>
           </w:p>
         </w:tc>
@@ -27814,7 +27861,7 @@
                 <w:sz w:val="17"/>
                 <w:szCs w:val="17"/>
               </w:rPr>
-              <w:t xml:space="preserve">SDTM datasets — AE (Adverse Events)</w:t>
+              <w:t xml:space="preserve">SDTM datasets: AE (Adverse Events)</w:t>
             </w:r>
           </w:p>
         </w:tc>
@@ -27936,7 +27983,7 @@
                 <w:sz w:val="17"/>
                 <w:szCs w:val="17"/>
               </w:rPr>
-              <w:t xml:space="preserve">SDTM datasets — LB (Laboratory)</w:t>
+              <w:t xml:space="preserve">SDTM datasets: LB (Laboratory)</w:t>
             </w:r>
           </w:p>
         </w:tc>
@@ -28058,7 +28105,7 @@
                 <w:sz w:val="17"/>
                 <w:szCs w:val="17"/>
               </w:rPr>
-              <w:t xml:space="preserve">SDTM datasets — VS (Vital Signs)</w:t>
+              <w:t xml:space="preserve">SDTM datasets: VS (Vital Signs)</w:t>
             </w:r>
           </w:p>
         </w:tc>
@@ -28180,7 +28227,7 @@
                 <w:sz w:val="17"/>
                 <w:szCs w:val="17"/>
               </w:rPr>
-              <w:t xml:space="preserve">SDTM datasets — EG (ECG)</w:t>
+              <w:t xml:space="preserve">SDTM datasets, EG (ECG)</w:t>
             </w:r>
           </w:p>
         </w:tc>
@@ -28302,7 +28349,7 @@
                 <w:sz w:val="17"/>
                 <w:szCs w:val="17"/>
               </w:rPr>
-              <w:t xml:space="preserve">SDTM datasets — DS (Disposition)</w:t>
+              <w:t xml:space="preserve">SDTM datasets: DS (Disposition)</w:t>
             </w:r>
           </w:p>
         </w:tc>
@@ -28424,7 +28471,7 @@
                 <w:sz w:val="17"/>
                 <w:szCs w:val="17"/>
               </w:rPr>
-              <w:t xml:space="preserve">SDTM datasets — MH (Medical History)</w:t>
+              <w:t xml:space="preserve">SDTM datasets: MH (Medical History)</w:t>
             </w:r>
           </w:p>
         </w:tc>
@@ -28546,7 +28593,7 @@
                 <w:sz w:val="17"/>
                 <w:szCs w:val="17"/>
               </w:rPr>
-              <w:t xml:space="preserve">SDTM datasets — CM (Concomitant/Prior Medications)</w:t>
+              <w:t xml:space="preserve">SDTM datasets: CM (Concomitant/Prior Medications)</w:t>
             </w:r>
           </w:p>
         </w:tc>
@@ -28668,7 +28715,7 @@
                 <w:sz w:val="17"/>
                 <w:szCs w:val="17"/>
               </w:rPr>
-              <w:t xml:space="preserve">SDTM datasets — PD/DV and other supporting domains (PD/PE/SU/QS, DV, CO, SE/TA/TV/TE trial design, SUPPQUAL, RELREC)</w:t>
+              <w:t xml:space="preserve">SDTM datasets: PD/DV and other supporting domains (PD/PE/SU/QS, DV, CO, SE/TA/TV/TE trial design, SUPPQUAL, RELREC)</w:t>
             </w:r>
           </w:p>
         </w:tc>
@@ -29034,7 +29081,7 @@
                 <w:sz w:val="17"/>
                 <w:szCs w:val="17"/>
               </w:rPr>
-              <w:t xml:space="preserve">ADaM datasets — ADSL (Participant-Level Analysis)</w:t>
+              <w:t xml:space="preserve">ADaM datasets: ADSL (Participant-Level Analysis)</w:t>
             </w:r>
           </w:p>
         </w:tc>
@@ -29156,7 +29203,7 @@
                 <w:sz w:val="17"/>
                 <w:szCs w:val="17"/>
               </w:rPr>
-              <w:t xml:space="preserve">ADaM datasets — ADPC (PK Concentrations Analysis)</w:t>
+              <w:t xml:space="preserve">ADaM datasets: ADPC (PK Concentrations Analysis)</w:t>
             </w:r>
           </w:p>
         </w:tc>
@@ -29278,7 +29325,7 @@
                 <w:sz w:val="17"/>
                 <w:szCs w:val="17"/>
               </w:rPr>
-              <w:t xml:space="preserve">ADaM datasets — ADPP (PK Parameters Analysis)</w:t>
+              <w:t xml:space="preserve">ADaM datasets: ADPP (PK Parameters Analysis)</w:t>
             </w:r>
           </w:p>
         </w:tc>
@@ -29400,7 +29447,7 @@
                 <w:sz w:val="17"/>
                 <w:szCs w:val="17"/>
               </w:rPr>
-              <w:t xml:space="preserve">ADaM datasets — ADAE (Adverse Events Analysis)</w:t>
+              <w:t xml:space="preserve">ADaM datasets: ADAE (Adverse Events Analysis)</w:t>
             </w:r>
           </w:p>
         </w:tc>
@@ -29522,7 +29569,7 @@
                 <w:sz w:val="17"/>
                 <w:szCs w:val="17"/>
               </w:rPr>
-              <w:t xml:space="preserve">ADaM datasets — ADLB (Laboratory Analysis)</w:t>
+              <w:t xml:space="preserve">ADaM datasets: ADLB (Laboratory Analysis)</w:t>
             </w:r>
           </w:p>
         </w:tc>
@@ -29644,7 +29691,7 @@
                 <w:sz w:val="17"/>
                 <w:szCs w:val="17"/>
               </w:rPr>
-              <w:t xml:space="preserve">ADaM datasets — ADVS (Vital Signs Analysis)</w:t>
+              <w:t xml:space="preserve">ADaM datasets: ADVS (Vital Signs Analysis)</w:t>
             </w:r>
           </w:p>
         </w:tc>
@@ -29766,7 +29813,7 @@
                 <w:sz w:val="17"/>
                 <w:szCs w:val="17"/>
               </w:rPr>
-              <w:t xml:space="preserve">ADaM datasets — ADEG (ECG Analysis)</w:t>
+              <w:t xml:space="preserve">ADaM datasets: ADEG (ECG Analysis)</w:t>
             </w:r>
           </w:p>
         </w:tc>
@@ -29888,7 +29935,7 @@
                 <w:sz w:val="17"/>
                 <w:szCs w:val="17"/>
               </w:rPr>
-              <w:t xml:space="preserve">ADaM datasets — ADPD and other analysis datasets (ADPD, ADCM, ADMH, deviation/exposure analysis as applicable)</w:t>
+              <w:t xml:space="preserve">ADaM datasets: ADPD and other analysis datasets (ADPD, ADCM, ADMH, deviation/exposure analysis as applicable)</w:t>
             </w:r>
           </w:p>
         </w:tc>
@@ -30254,7 +30301,7 @@
                 <w:sz w:val="17"/>
                 <w:szCs w:val="17"/>
               </w:rPr>
-              <w:t xml:space="preserve">CDISC conformance / validation (Pinnacle 21) report — SDTM &amp; ADaM</w:t>
+              <w:t xml:space="preserve">CDISC conformance / validation (Pinnacle 21) report: SDTM &amp; ADaM</w:t>
             </w:r>
           </w:p>
         </w:tc>
@@ -32017,7 +32064,7 @@
                 <w:sz w:val="17"/>
                 <w:szCs w:val="17"/>
               </w:rPr>
-              <w:t xml:space="preserve">Concentration-QTc (C-QTc) / QT-QTc analysis — if applicable</w:t>
+              <w:t xml:space="preserve">Concentration-QTc (C-QTc) / QT-QTc analysis, if applicable</w:t>
             </w:r>
           </w:p>
         </w:tc>
@@ -32139,7 +32186,7 @@
                 <w:sz w:val="17"/>
                 <w:szCs w:val="17"/>
               </w:rPr>
-              <w:t xml:space="preserve">popPK / exposure-response modelling (NONMEM/Monolix) with run records</w:t>
+              <w:t xml:space="preserve">popPK / exposure-response modeling (NONMEM/Monolix) with run records</w:t>
             </w:r>
           </w:p>
         </w:tc>
@@ -32261,7 +32308,7 @@
                 <w:sz w:val="17"/>
                 <w:szCs w:val="17"/>
               </w:rPr>
-              <w:t xml:space="preserve">Safety TLFs — TEAEs (overview, by SOC/PT, severity, relationship, by dose)</w:t>
+              <w:t xml:space="preserve">Safety TLFs: TEAEs (overview, by SOC/PT, severity, relationship, by dose)</w:t>
             </w:r>
           </w:p>
         </w:tc>
@@ -32383,7 +32430,7 @@
                 <w:sz w:val="17"/>
                 <w:szCs w:val="17"/>
               </w:rPr>
-              <w:t xml:space="preserve">Safety TLFs — deaths, SAEs, and AEs leading to discontinuation</w:t>
+              <w:t xml:space="preserve">Safety TLFs: deaths, SAEs, and AEs leading to discontinuation</w:t>
             </w:r>
           </w:p>
         </w:tc>
@@ -32505,7 +32552,7 @@
                 <w:sz w:val="17"/>
                 <w:szCs w:val="17"/>
               </w:rPr>
-              <w:t xml:space="preserve">Safety TLFs — clinical laboratory analyses (summary, change-from-baseline, shift tables, outliers, Hy's law)</w:t>
+              <w:t xml:space="preserve">Safety TLFs: clinical laboratory analyses (summary, change-from-baseline, shift tables, outliers, Hy's law)</w:t>
             </w:r>
           </w:p>
         </w:tc>
@@ -32627,7 +32674,7 @@
                 <w:sz w:val="17"/>
                 <w:szCs w:val="17"/>
               </w:rPr>
-              <w:t xml:space="preserve">Safety TLFs — vital signs, ECG (12-lead parameters), physical exam</w:t>
+              <w:t xml:space="preserve">Safety TLFs: vital signs, ECG (12-lead parameters), physical exam</w:t>
             </w:r>
           </w:p>
         </w:tc>
@@ -32749,7 +32796,7 @@
                 <w:sz w:val="17"/>
                 <w:szCs w:val="17"/>
               </w:rPr>
-              <w:t xml:space="preserve">Immunogenicity / anti-drug antibody (ADA) analyses — if applicable</w:t>
+              <w:t xml:space="preserve">Immunogenicity / anti-drug antibody (ADA) analyses, if applicable</w:t>
             </w:r>
           </w:p>
         </w:tc>
@@ -33728,7 +33775,7 @@
                 <w:sz w:val="17"/>
                 <w:szCs w:val="17"/>
               </w:rPr>
-              <w:t xml:space="preserve">Cloud Claude (API + BAA) or local</w:t>
+              <w:t xml:space="preserve">A contracted cloud model or local</w:t>
             </w:r>
           </w:p>
         </w:tc>
@@ -33967,7 +34014,7 @@
                 <w:sz w:val="17"/>
                 <w:szCs w:val="17"/>
               </w:rPr>
-              <w:t xml:space="preserve"> — validated engine produces the number; LLM out of the path</w:t>
+              <w:t xml:space="preserve">: validated engine produces the number; LLM out of the path</w:t>
             </w:r>
           </w:p>
         </w:tc>
@@ -34020,7 +34067,7 @@
         <w:t xml:space="preserve">The three hard rules (override everything):</w:t>
       </w:r>
       <w:r>
-        <w:t xml:space="preserve"> (1) PHI / unblinded / randomization data never leaves — always the local frozen model; (2) every </w:t>
+        <w:t xml:space="preserve"> (1) PHI / unblinded / randomization data never leaves; always the local frozen model; (2) every </w:t>
       </w:r>
       <w:r>
         <w:rPr>
@@ -34030,7 +34077,7 @@
         <w:t xml:space="preserve">reported number</w:t>
       </w:r>
       <w:r>
-        <w:t xml:space="preserve"> comes from a validated engine, never an LLM; (3) de-identification is the only thing that unlocks the cloud path (Claude API under BAA — never a consumer Copilot/Max seat).</w:t>
+        <w:t xml:space="preserve"> comes from a validated engine, never an LLM; (3) de-identification is the only thing that unlocks the cloud path (a contracted cloud model under a data-processing agreement, never a consumer AI account).</w:t>
       </w:r>
     </w:p>
     <w:p>
@@ -34184,7 +34231,7 @@
         <w:spacing w:after="120" w:line="270"/>
       </w:pPr>
       <w:r>
-        <w:t xml:space="preserve">This pipeline is the operating map for an in-house, hybrid-AI biometrics function: human-owned and signed at every step, validated engines for every reported number, full CDISC and Part 11 rigor — with AI accelerating the language, code-drafting, and QC-support layers under explicit, deliverable-by-deliverable controls. The complete register (every field, all 136 deliverables) is in the companion spreadsheet; the visual map is the accompanying one-pager.</w:t>
+        <w:t xml:space="preserve">This pipeline is a reference map for a biometrics function that uses AI only under these controls: human-owned and signed at every step, validated engines for every reported number, full CDISC and Part 11 rigor, with AI accelerating the language, code-drafting, and QC-support layers under explicit, deliverable-by-deliverable controls. The complete register (every field, all 136 deliverables) is in the companion spreadsheet; the visual map is the accompanying one-pager.</w:t>
       </w:r>
     </w:p>
     <w:sectPr>
@@ -34195,10 +34242,6 @@
     </w:sectPr>
   </w:body>
 </w:document>
-</file>
-
-<file path=word/comments.xml><?xml version="1.0" encoding="utf-8"?>
-<w:comments xmlns:cx="http://schemas.microsoft.com/office/drawing/2014/chartex" xmlns:cx1="http://schemas.microsoft.com/office/drawing/2015/9/8/chartex" xmlns:cx2="http://schemas.microsoft.com/office/drawing/2015/10/21/chartex" xmlns:cx3="http://schemas.microsoft.com/office/drawing/2016/5/9/chartex" xmlns:cx4="http://schemas.microsoft.com/office/drawing/2016/5/10/chartex" xmlns:cx5="http://schemas.microsoft.com/office/drawing/2016/5/11/chartex" xmlns:cx6="http://schemas.microsoft.com/office/drawing/2016/5/12/chartex" xmlns:cx7="http://schemas.microsoft.com/office/drawing/2016/5/13/chartex" xmlns:cx8="http://schemas.microsoft.com/office/drawing/2016/5/14/chartex" xmlns:mc="http://schemas.openxmlformats.org/markup-compatibility/2006" xmlns:aink="http://schemas.microsoft.com/office/drawing/2016/ink" xmlns:am3d="http://schemas.microsoft.com/office/drawing/2017/model3d" xmlns:o="urn:schemas-microsoft-com:office:office" xmlns:r="http://schemas.openxmlformats.org/officeDocument/2006/relationships" xmlns:m="http://schemas.openxmlformats.org/officeDocument/2006/math" xmlns:v="urn:schemas-microsoft-com:vml" xmlns:wp14="http://schemas.microsoft.com/office/word/2010/wordprocessingDrawing" xmlns:wp="http://schemas.openxmlformats.org/drawingml/2006/wordprocessingDrawing" xmlns:w10="urn:schemas-microsoft-com:office:word" xmlns:w="http://schemas.openxmlformats.org/wordprocessingml/2006/main" xmlns:w14="http://schemas.microsoft.com/office/word/2010/wordml" xmlns:w15="http://schemas.microsoft.com/office/word/2012/wordml" xmlns:w16cex="http://schemas.microsoft.com/office/word/2018/wordml/cex" xmlns:w16cid="http://schemas.microsoft.com/office/word/2016/wordml/cid" xmlns:w16="http://schemas.microsoft.com/office/word/2018/wordml" xmlns:w16sdtdh="http://schemas.microsoft.com/office/word/2020/wordml/sdtdatahash" xmlns:w16se="http://schemas.microsoft.com/office/word/2015/wordml/symex" xmlns:wpg="http://schemas.microsoft.com/office/word/2010/wordprocessingGroup" xmlns:wpi="http://schemas.microsoft.com/office/word/2010/wordprocessingInk" xmlns:wne="http://schemas.microsoft.com/office/word/2006/wordml" xmlns:wps="http://schemas.microsoft.com/office/word/2010/wordprocessingShape"/>
 </file>
 
 <file path=word/endnotes.xml><?xml version="1.0" encoding="utf-8"?>
@@ -34279,7 +34322,7 @@
 <w:numbering xmlns:wpc="http://schemas.microsoft.com/office/word/2010/wordprocessingCanvas" xmlns:mc="http://schemas.openxmlformats.org/markup-compatibility/2006" xmlns:o="urn:schemas-microsoft-com:office:office" xmlns:r="http://schemas.openxmlformats.org/officeDocument/2006/relationships" xmlns:m="http://schemas.openxmlformats.org/officeDocument/2006/math" xmlns:v="urn:schemas-microsoft-com:vml" xmlns:wp14="http://schemas.microsoft.com/office/word/2010/wordprocessingDrawing" xmlns:wp="http://schemas.openxmlformats.org/drawingml/2006/wordprocessingDrawing" xmlns:w10="urn:schemas-microsoft-com:office:word" xmlns:w="http://schemas.openxmlformats.org/wordprocessingml/2006/main" xmlns:w14="http://schemas.microsoft.com/office/word/2010/wordml" xmlns:w15="http://schemas.microsoft.com/office/word/2012/wordml" xmlns:wpg="http://schemas.microsoft.com/office/word/2010/wordprocessingGroup" xmlns:wpi="http://schemas.microsoft.com/office/word/2010/wordprocessingInk" xmlns:wne="http://schemas.microsoft.com/office/word/2006/wordml" xmlns:wps="http://schemas.microsoft.com/office/word/2010/wordprocessingShape" mc:Ignorable="w14 w15 wp14">
   <w:abstractNum w:abstractNumId="1" w15:restartNumberingAfterBreak="0">
     <w:multiLevelType w:val="hybridMultilevel"/>
-    <w:lvl w:ilvl="0" w15:tentative="1">
+    <w:lvl w:ilvl="0" w:tentative="1">
       <w:start w:val="1"/>
       <w:numFmt w:val="bullet"/>
       <w:lvlText w:val="●"/>
@@ -34288,7 +34331,7 @@
         <w:ind w:left="720" w:hanging="360"/>
       </w:pPr>
     </w:lvl>
-    <w:lvl w:ilvl="1" w15:tentative="1">
+    <w:lvl w:ilvl="1" w:tentative="1">
       <w:start w:val="1"/>
       <w:numFmt w:val="bullet"/>
       <w:lvlText w:val="○"/>
@@ -34297,7 +34340,7 @@
         <w:ind w:left="1440" w:hanging="360"/>
       </w:pPr>
     </w:lvl>
-    <w:lvl w:ilvl="2" w15:tentative="1">
+    <w:lvl w:ilvl="2" w:tentative="1">
       <w:start w:val="1"/>
       <w:numFmt w:val="bullet"/>
       <w:lvlText w:val="■"/>
@@ -34306,7 +34349,7 @@
         <w:ind w:left="2160" w:hanging="360"/>
       </w:pPr>
     </w:lvl>
-    <w:lvl w:ilvl="3" w15:tentative="1">
+    <w:lvl w:ilvl="3" w:tentative="1">
       <w:start w:val="1"/>
       <w:numFmt w:val="bullet"/>
       <w:lvlText w:val="●"/>
@@ -34315,7 +34358,7 @@
         <w:ind w:left="2880" w:hanging="360"/>
       </w:pPr>
     </w:lvl>
-    <w:lvl w:ilvl="4" w15:tentative="1">
+    <w:lvl w:ilvl="4" w:tentative="1">
       <w:start w:val="1"/>
       <w:numFmt w:val="bullet"/>
       <w:lvlText w:val="○"/>
@@ -34324,7 +34367,7 @@
         <w:ind w:left="3600" w:hanging="360"/>
       </w:pPr>
     </w:lvl>
-    <w:lvl w:ilvl="5" w15:tentative="1">
+    <w:lvl w:ilvl="5" w:tentative="1">
       <w:start w:val="1"/>
       <w:numFmt w:val="bullet"/>
       <w:lvlText w:val="■"/>
@@ -34333,7 +34376,7 @@
         <w:ind w:left="4320" w:hanging="360"/>
       </w:pPr>
     </w:lvl>
-    <w:lvl w:ilvl="6" w15:tentative="1">
+    <w:lvl w:ilvl="6" w:tentative="1">
       <w:start w:val="1"/>
       <w:numFmt w:val="bullet"/>
       <w:lvlText w:val="●"/>
@@ -34342,7 +34385,7 @@
         <w:ind w:left="5040" w:hanging="360"/>
       </w:pPr>
     </w:lvl>
-    <w:lvl w:ilvl="7" w15:tentative="1">
+    <w:lvl w:ilvl="7" w:tentative="1">
       <w:start w:val="1"/>
       <w:numFmt w:val="bullet"/>
       <w:lvlText w:val="●"/>
@@ -34351,7 +34394,7 @@
         <w:ind w:left="5760" w:hanging="360"/>
       </w:pPr>
     </w:lvl>
-    <w:lvl w:ilvl="8" w15:tentative="1">
+    <w:lvl w:ilvl="8" w:tentative="1">
       <w:start w:val="1"/>
       <w:numFmt w:val="bullet"/>
       <w:lvlText w:val="●"/>
@@ -34383,6 +34426,25 @@
     </w:rPrDefault>
     <w:pPrDefault/>
   </w:docDefaults>
+  <w:style w:type="paragraph" w:styleId="Normal" w:default="1">
+    <w:name w:val="Normal"/>
+    <w:qFormat/>
+  </w:style>
+  <w:style w:type="table" w:styleId="TableNormal" w:default="true">
+    <w:name w:val="Normal Table"/>
+    <w:uiPriority w:val="99"/>
+    <w:semiHidden/>
+    <w:unhideWhenUsed/>
+    <w:tblPr>
+      <w:tblInd w:type="dxa" w:w="0"/>
+      <w:tblCellMar>
+        <w:top w:type="dxa" w:w="0"/>
+        <w:left w:type="dxa" w:w="108"/>
+        <w:bottom w:type="dxa" w:w="0"/>
+        <w:right w:type="dxa" w:w="108"/>
+      </w:tblCellMar>
+    </w:tblPr>
+  </w:style>
   <w:style w:type="paragraph" w:styleId="Title">
     <w:name w:val="Title"/>
     <w:basedOn w:val="Normal"/>
@@ -34391,39 +34453,6 @@
     <w:rPr>
       <w:sz w:val="56"/>
       <w:szCs w:val="56"/>
-    </w:rPr>
-  </w:style>
-  <w:style w:type="paragraph" w:styleId="Heading1">
-    <w:name w:val="Heading 1"/>
-    <w:basedOn w:val="Normal"/>
-    <w:next w:val="Normal"/>
-    <w:qFormat/>
-    <w:rPr>
-      <w:color w:val="2E74B5"/>
-      <w:sz w:val="32"/>
-      <w:szCs w:val="32"/>
-    </w:rPr>
-  </w:style>
-  <w:style w:type="paragraph" w:styleId="Heading2">
-    <w:name w:val="Heading 2"/>
-    <w:basedOn w:val="Normal"/>
-    <w:next w:val="Normal"/>
-    <w:qFormat/>
-    <w:rPr>
-      <w:color w:val="2E74B5"/>
-      <w:sz w:val="26"/>
-      <w:szCs w:val="26"/>
-    </w:rPr>
-  </w:style>
-  <w:style w:type="paragraph" w:styleId="Heading3">
-    <w:name w:val="Heading 3"/>
-    <w:basedOn w:val="Normal"/>
-    <w:next w:val="Normal"/>
-    <w:qFormat/>
-    <w:rPr>
-      <w:color w:val="1F4D78"/>
-      <w:sz w:val="24"/>
-      <w:szCs w:val="24"/>
     </w:rPr>
   </w:style>
   <w:style w:type="paragraph" w:styleId="Heading4">
@@ -34612,4 +34641,294 @@
     </w:rPr>
   </w:style>
 </w:styles>
+</file>
+
+<file path=word/theme/theme1.xml><?xml version="1.0" encoding="utf-8"?>
+<a:theme xmlns:a="http://schemas.openxmlformats.org/drawingml/2006/main" name="Office Theme">
+  <a:themeElements>
+    <a:clrScheme name="Office">
+      <a:dk1>
+        <a:sysClr val="windowText" lastClr="000000"/>
+      </a:dk1>
+      <a:lt1>
+        <a:sysClr val="window" lastClr="FFFFFF"/>
+      </a:lt1>
+      <a:dk2>
+        <a:srgbClr val="44546A"/>
+      </a:dk2>
+      <a:lt2>
+        <a:srgbClr val="E7E6E6"/>
+      </a:lt2>
+      <a:accent1>
+        <a:srgbClr val="4472C4"/>
+      </a:accent1>
+      <a:accent2>
+        <a:srgbClr val="ED7D31"/>
+      </a:accent2>
+      <a:accent3>
+        <a:srgbClr val="A5A5A5"/>
+      </a:accent3>
+      <a:accent4>
+        <a:srgbClr val="FFC000"/>
+      </a:accent4>
+      <a:accent5>
+        <a:srgbClr val="5B9BD5"/>
+      </a:accent5>
+      <a:accent6>
+        <a:srgbClr val="70AD47"/>
+      </a:accent6>
+      <a:hlink>
+        <a:srgbClr val="0563C1"/>
+      </a:hlink>
+      <a:folHlink>
+        <a:srgbClr val="954F72"/>
+      </a:folHlink>
+    </a:clrScheme>
+    <a:fontScheme name="Office">
+      <a:majorFont>
+        <a:latin typeface="Calibri Light" panose="020F0302020204030204"/>
+        <a:ea typeface=""/>
+        <a:cs typeface=""/>
+        <a:font script="Jpan" typeface="游ゴシック Light"/>
+        <a:font script="Hang" typeface="맑은 고딕"/>
+        <a:font script="Hans" typeface="等线 Light"/>
+        <a:font script="Hant" typeface="新細明體"/>
+        <a:font script="Arab" typeface="Times New Roman"/>
+        <a:font script="Hebr" typeface="Times New Roman"/>
+        <a:font script="Thai" typeface="Angsana New"/>
+        <a:font script="Ethi" typeface="Nyala"/>
+        <a:font script="Beng" typeface="Vrinda"/>
+        <a:font script="Gujr" typeface="Shruti"/>
+        <a:font script="Khmr" typeface="MoolBoran"/>
+        <a:font script="Knda" typeface="Tunga"/>
+        <a:font script="Guru" typeface="Raavi"/>
+        <a:font script="Cans" typeface="Euphemia"/>
+        <a:font script="Cher" typeface="Plantagenet Cherokee"/>
+        <a:font script="Yiii" typeface="Microsoft Yi Baiti"/>
+        <a:font script="Tibt" typeface="Microsoft Himalaya"/>
+        <a:font script="Thaa" typeface="MV Boli"/>
+        <a:font script="Deva" typeface="Mangal"/>
+        <a:font script="Telu" typeface="Gautami"/>
+        <a:font script="Taml" typeface="Latha"/>
+        <a:font script="Syrc" typeface="Estrangelo Edessa"/>
+        <a:font script="Orya" typeface="Kalinga"/>
+        <a:font script="Mlym" typeface="Kartika"/>
+        <a:font script="Laoo" typeface="DokChampa"/>
+        <a:font script="Sinh" typeface="Iskoola Pota"/>
+        <a:font script="Mong" typeface="Mongolian Baiti"/>
+        <a:font script="Viet" typeface="Times New Roman"/>
+        <a:font script="Uigh" typeface="Microsoft Uighur"/>
+        <a:font script="Geor" typeface="Sylfaen"/>
+        <a:font script="Armn" typeface="Arial"/>
+        <a:font script="Bugi" typeface="Leelawadee UI"/>
+        <a:font script="Bopo" typeface="Microsoft JhengHei"/>
+        <a:font script="Java" typeface="Javanese Text"/>
+        <a:font script="Lisu" typeface="Segoe UI"/>
+        <a:font script="Mymr" typeface="Myanmar Text"/>
+        <a:font script="Nkoo" typeface="Ebrima"/>
+        <a:font script="Olck" typeface="Nirmala UI"/>
+        <a:font script="Osma" typeface="Ebrima"/>
+        <a:font script="Phag" typeface="Phagspa"/>
+        <a:font script="Syrn" typeface="Estrangelo Edessa"/>
+        <a:font script="Syrj" typeface="Estrangelo Edessa"/>
+        <a:font script="Syre" typeface="Estrangelo Edessa"/>
+        <a:font script="Sora" typeface="Nirmala UI"/>
+        <a:font script="Tale" typeface="Microsoft Tai Le"/>
+        <a:font script="Talu" typeface="Microsoft New Tai Lue"/>
+        <a:font script="Tfng" typeface="Ebrima"/>
+      </a:majorFont>
+      <a:minorFont>
+        <a:latin typeface="Calibri" panose="020F0502020204030204"/>
+        <a:ea typeface=""/>
+        <a:cs typeface=""/>
+        <a:font script="Jpan" typeface="游明朝"/>
+        <a:font script="Hang" typeface="맑은 고딕"/>
+        <a:font script="Hans" typeface="等线"/>
+        <a:font script="Hant" typeface="新細明體"/>
+        <a:font script="Arab" typeface="Arial"/>
+        <a:font script="Hebr" typeface="Arial"/>
+        <a:font script="Thai" typeface="Cordia New"/>
+        <a:font script="Ethi" typeface="Nyala"/>
+        <a:font script="Beng" typeface="Vrinda"/>
+        <a:font script="Gujr" typeface="Shruti"/>
+        <a:font script="Khmr" typeface="DaunPenh"/>
+        <a:font script="Knda" typeface="Tunga"/>
+        <a:font script="Guru" typeface="Raavi"/>
+        <a:font script="Cans" typeface="Euphemia"/>
+        <a:font script="Cher" typeface="Plantagenet Cherokee"/>
+        <a:font script="Yiii" typeface="Microsoft Yi Baiti"/>
+        <a:font script="Tibt" typeface="Microsoft Himalaya"/>
+        <a:font script="Thaa" typeface="MV Boli"/>
+        <a:font script="Deva" typeface="Mangal"/>
+        <a:font script="Telu" typeface="Gautami"/>
+        <a:font script="Taml" typeface="Latha"/>
+        <a:font script="Syrc" typeface="Estrangelo Edessa"/>
+        <a:font script="Orya" typeface="Kalinga"/>
+        <a:font script="Mlym" typeface="Kartika"/>
+        <a:font script="Laoo" typeface="DokChampa"/>
+        <a:font script="Sinh" typeface="Iskoola Pota"/>
+        <a:font script="Mong" typeface="Mongolian Baiti"/>
+        <a:font script="Viet" typeface="Arial"/>
+        <a:font script="Uigh" typeface="Microsoft Uighur"/>
+        <a:font script="Geor" typeface="Sylfaen"/>
+        <a:font script="Armn" typeface="Arial"/>
+        <a:font script="Bugi" typeface="Leelawadee UI"/>
+        <a:font script="Bopo" typeface="Microsoft JhengHei"/>
+        <a:font script="Java" typeface="Javanese Text"/>
+        <a:font script="Lisu" typeface="Segoe UI"/>
+        <a:font script="Mymr" typeface="Myanmar Text"/>
+        <a:font script="Nkoo" typeface="Ebrima"/>
+        <a:font script="Olck" typeface="Nirmala UI"/>
+        <a:font script="Osma" typeface="Ebrima"/>
+        <a:font script="Phag" typeface="Phagspa"/>
+        <a:font script="Syrn" typeface="Estrangelo Edessa"/>
+        <a:font script="Syrj" typeface="Estrangelo Edessa"/>
+        <a:font script="Syre" typeface="Estrangelo Edessa"/>
+        <a:font script="Sora" typeface="Nirmala UI"/>
+        <a:font script="Tale" typeface="Microsoft Tai Le"/>
+        <a:font script="Talu" typeface="Microsoft New Tai Lue"/>
+        <a:font script="Tfng" typeface="Ebrima"/>
+      </a:minorFont>
+    </a:fontScheme>
+    <a:fmtScheme name="Office">
+      <a:fillStyleLst>
+        <a:solidFill>
+          <a:schemeClr val="phClr"/>
+        </a:solidFill>
+        <a:gradFill rotWithShape="true">
+          <a:gsLst>
+            <a:gs pos="0">
+              <a:schemeClr val="phClr">
+                <a:lumMod val="110000"/>
+                <a:satMod val="105000"/>
+                <a:tint val="67000"/>
+              </a:schemeClr>
+            </a:gs>
+            <a:gs pos="50000">
+              <a:schemeClr val="phClr">
+                <a:lumMod val="105000"/>
+                <a:satMod val="103000"/>
+                <a:tint val="73000"/>
+              </a:schemeClr>
+            </a:gs>
+            <a:gs pos="100000">
+              <a:schemeClr val="phClr">
+                <a:lumMod val="105000"/>
+                <a:satMod val="109000"/>
+                <a:tint val="81000"/>
+              </a:schemeClr>
+            </a:gs>
+          </a:gsLst>
+          <a:lin ang="5400000" scaled="false"/>
+        </a:gradFill>
+        <a:gradFill rotWithShape="true">
+          <a:gsLst>
+            <a:gs pos="0">
+              <a:schemeClr val="phClr">
+                <a:satMod val="103000"/>
+                <a:lumMod val="102000"/>
+                <a:tint val="94000"/>
+              </a:schemeClr>
+            </a:gs>
+            <a:gs pos="50000">
+              <a:schemeClr val="phClr">
+                <a:satMod val="110000"/>
+                <a:lumMod val="100000"/>
+                <a:shade val="100000"/>
+              </a:schemeClr>
+            </a:gs>
+            <a:gs pos="100000">
+              <a:schemeClr val="phClr">
+                <a:lumMod val="99000"/>
+                <a:satMod val="120000"/>
+                <a:shade val="78000"/>
+              </a:schemeClr>
+            </a:gs>
+          </a:gsLst>
+          <a:lin ang="5400000" scaled="false"/>
+        </a:gradFill>
+      </a:fillStyleLst>
+      <a:lnStyleLst>
+        <a:ln w="6350" cap="flat" cmpd="sng" algn="ctr">
+          <a:solidFill>
+            <a:schemeClr val="phClr"/>
+          </a:solidFill>
+          <a:prstDash val="solid"/>
+          <a:miter lim="800000"/>
+        </a:ln>
+        <a:ln w="12700" cap="flat" cmpd="sng" algn="ctr">
+          <a:solidFill>
+            <a:schemeClr val="phClr"/>
+          </a:solidFill>
+          <a:prstDash val="solid"/>
+          <a:miter lim="800000"/>
+        </a:ln>
+        <a:ln w="19050" cap="flat" cmpd="sng" algn="ctr">
+          <a:solidFill>
+            <a:schemeClr val="phClr"/>
+          </a:solidFill>
+          <a:prstDash val="solid"/>
+          <a:miter lim="800000"/>
+        </a:ln>
+      </a:lnStyleLst>
+      <a:effectStyleLst>
+        <a:effectStyle>
+          <a:effectLst/>
+        </a:effectStyle>
+        <a:effectStyle>
+          <a:effectLst/>
+        </a:effectStyle>
+        <a:effectStyle>
+          <a:effectLst>
+            <a:outerShdw blurRad="57150" dist="19050" dir="5400000" algn="ctr" rotWithShape="false">
+              <a:srgbClr val="000000">
+                <a:alpha val="63000"/>
+              </a:srgbClr>
+            </a:outerShdw>
+          </a:effectLst>
+        </a:effectStyle>
+      </a:effectStyleLst>
+      <a:bgFillStyleLst>
+        <a:solidFill>
+          <a:schemeClr val="phClr"/>
+        </a:solidFill>
+        <a:solidFill>
+          <a:schemeClr val="phClr">
+            <a:tint val="95000"/>
+            <a:satMod val="170000"/>
+          </a:schemeClr>
+        </a:solidFill>
+        <a:gradFill rotWithShape="true">
+          <a:gsLst>
+            <a:gs pos="0">
+              <a:schemeClr val="phClr">
+                <a:tint val="93000"/>
+                <a:satMod val="150000"/>
+                <a:shade val="98000"/>
+                <a:lumMod val="102000"/>
+              </a:schemeClr>
+            </a:gs>
+            <a:gs pos="50000">
+              <a:schemeClr val="phClr">
+                <a:tint val="98000"/>
+                <a:satMod val="130000"/>
+                <a:shade val="90000"/>
+                <a:lumMod val="103000"/>
+              </a:schemeClr>
+            </a:gs>
+            <a:gs pos="100000">
+              <a:schemeClr val="phClr">
+                <a:shade val="63000"/>
+                <a:satMod val="120000"/>
+              </a:schemeClr>
+            </a:gs>
+          </a:gsLst>
+          <a:lin ang="5400000" scaled="false"/>
+        </a:gradFill>
+      </a:bgFillStyleLst>
+    </a:fmtScheme>
+  </a:themeElements>
+  <a:objectDefaults/>
+  <a:extraClrSchemeLst/>
+</a:theme>
 </file>
--- a/biostat_pipeline/EarlyPhase_Biostat_Pipeline.docx
+++ b/biostat_pipeline/EarlyPhase_Biostat_Pipeline.docx
@@ -47,9 +47,9 @@
           <w:iCs/>
           <w:color w:val="555F77"/>
         </w:rPr>
-        <w:t xml:space="preserve"> This register maps the deliverables of a Phase 1 clinical pharmacology study and how each would be produced and checked. It is not a list of deliverables the author produced (the </w:t>
+        <w:t xml:space="preserve"> This register maps the deliverables of a Phase 1 clinical pharmacology study and how each would be produced and checked. It is a reusable planning reference for consultants and employees, not a list of completed client deliverables. The </w:t>
       </w:r>
-      <w:hyperlink w:history="1" r:id="rIdjut5ybltjj6vxpcmeu65c">
+      <w:hyperlink w:history="1" r:id="rIdg8j-kocngxdcke3-2jr-4">
         <w:r>
           <w:rPr>
             <w:rStyle w:val="Hyperlink"/>
@@ -57,7 +57,7 @@
             <w:iCs/>
             <w:color w:val="555F77"/>
           </w:rPr>
-          <w:t xml:space="preserve">home page</w:t>
+          <w:t xml:space="preserve">toolkit home page</w:t>
         </w:r>
       </w:hyperlink>
       <w:r>
@@ -66,7 +66,7 @@
           <w:iCs/>
           <w:color w:val="555F77"/>
         </w:rPr>
-        <w:t xml:space="preserve"> labels what he led or supported). A short appendix sets out where AI tools could assist under controls; it is a proposal, not an adopted policy.</w:t>
+        <w:t xml:space="preserve"> links to runnable examples. A short appendix sets out where AI tools could assist under controls; it is a proposal, not an adopted policy.</w:t>
       </w:r>
     </w:p>
     <w:p>
@@ -130,7 +130,7 @@
           <w:iCs/>
           <w:color w:val="555F77"/>
         </w:rPr>
-        <w:t xml:space="preserve">. Standards as of October 2026: CDISC SDTMIG v3.4, ADaMIG v1.3, and Define-XML v2.1 (all FDA-required); ICH E3, E6(R3), E9(R1), and M11; systems designed to meet 21 CFR Part 11; ISPE GAMP 5.</w:t>
+        <w:t xml:space="preserve">. Reference versions used here: CDISC SDTMIG v3.4, ADaMIG v1.3, and Define-XML v2.1; ICH E3, E6(R3), E9(R1), and M11; 21 CFR Part 11; ISPE GAMP 5. Confirm applicable requirements, supported versions and effective dates for the intended study and submission.</w:t>
       </w:r>
     </w:p>
     <w:p>
@@ -29271,6 +29271,10 @@
 </w:document>
 </file>
 
+<file path=word/comments.xml><?xml version="1.0" encoding="utf-8"?>
+<w:comments xmlns:cx="http://schemas.microsoft.com/office/drawing/2014/chartex" xmlns:cx1="http://schemas.microsoft.com/office/drawing/2015/9/8/chartex" xmlns:cx2="http://schemas.microsoft.com/office/drawing/2015/10/21/chartex" xmlns:cx3="http://schemas.microsoft.com/office/drawing/2016/5/9/chartex" xmlns:cx4="http://schemas.microsoft.com/office/drawing/2016/5/10/chartex" xmlns:cx5="http://schemas.microsoft.com/office/drawing/2016/5/11/chartex" xmlns:cx6="http://schemas.microsoft.com/office/drawing/2016/5/12/chartex" xmlns:cx7="http://schemas.microsoft.com/office/drawing/2016/5/13/chartex" xmlns:cx8="http://schemas.microsoft.com/office/drawing/2016/5/14/chartex" xmlns:mc="http://schemas.openxmlformats.org/markup-compatibility/2006" xmlns:aink="http://schemas.microsoft.com/office/drawing/2016/ink" xmlns:am3d="http://schemas.microsoft.com/office/drawing/2017/model3d" xmlns:o="urn:schemas-microsoft-com:office:office" xmlns:r="http://schemas.openxmlformats.org/officeDocument/2006/relationships" xmlns:m="http://schemas.openxmlformats.org/officeDocument/2006/math" xmlns:v="urn:schemas-microsoft-com:vml" xmlns:wp14="http://schemas.microsoft.com/office/word/2010/wordprocessingDrawing" xmlns:wp="http://schemas.openxmlformats.org/drawingml/2006/wordprocessingDrawing" xmlns:w10="urn:schemas-microsoft-com:office:word" xmlns:w="http://schemas.openxmlformats.org/wordprocessingml/2006/main" xmlns:w14="http://schemas.microsoft.com/office/word/2010/wordml" xmlns:w15="http://schemas.microsoft.com/office/word/2012/wordml" xmlns:w16cex="http://schemas.microsoft.com/office/word/2018/wordml/cex" xmlns:w16cid="http://schemas.microsoft.com/office/word/2016/wordml/cid" xmlns:w16="http://schemas.microsoft.com/office/word/2018/wordml" xmlns:w16sdtdh="http://schemas.microsoft.com/office/word/2020/wordml/sdtdatahash" xmlns:w16se="http://schemas.microsoft.com/office/word/2015/wordml/symex" xmlns:wpg="http://schemas.microsoft.com/office/word/2010/wordprocessingGroup" xmlns:wpi="http://schemas.microsoft.com/office/word/2010/wordprocessingInk" xmlns:wne="http://schemas.microsoft.com/office/word/2006/wordml" xmlns:wps="http://schemas.microsoft.com/office/word/2010/wordprocessingShape"/>
+</file>
+
 <file path=word/endnotes.xml><?xml version="1.0" encoding="utf-8"?>
 <w:endnotes xmlns:wpc="http://schemas.microsoft.com/office/word/2010/wordprocessingCanvas" xmlns:mc="http://schemas.openxmlformats.org/markup-compatibility/2006" xmlns:o="urn:schemas-microsoft-com:office:office" xmlns:r="http://schemas.openxmlformats.org/officeDocument/2006/relationships" xmlns:m="http://schemas.openxmlformats.org/officeDocument/2006/math" xmlns:v="urn:schemas-microsoft-com:vml" xmlns:wp14="http://schemas.microsoft.com/office/word/2010/wordprocessingDrawing" xmlns:wp="http://schemas.openxmlformats.org/drawingml/2006/wordprocessingDrawing" xmlns:w10="urn:schemas-microsoft-com:office:word" xmlns:w="http://schemas.openxmlformats.org/wordprocessingml/2006/main" xmlns:w14="http://schemas.microsoft.com/office/word/2010/wordml" xmlns:w15="http://schemas.microsoft.com/office/word/2012/wordml" xmlns:wpg="http://schemas.microsoft.com/office/word/2010/wordprocessingGroup" xmlns:wpi="http://schemas.microsoft.com/office/word/2010/wordprocessingInk" xmlns:wne="http://schemas.microsoft.com/office/word/2006/wordml" xmlns:wps="http://schemas.microsoft.com/office/word/2010/wordprocessingShape" mc:Ignorable="w14 w15 wp14">
   <w:endnote w:type="separator" w:id="-1">
@@ -29349,7 +29353,7 @@
 <w:numbering xmlns:wpc="http://schemas.microsoft.com/office/word/2010/wordprocessingCanvas" xmlns:mc="http://schemas.openxmlformats.org/markup-compatibility/2006" xmlns:o="urn:schemas-microsoft-com:office:office" xmlns:r="http://schemas.openxmlformats.org/officeDocument/2006/relationships" xmlns:m="http://schemas.openxmlformats.org/officeDocument/2006/math" xmlns:v="urn:schemas-microsoft-com:vml" xmlns:wp14="http://schemas.microsoft.com/office/word/2010/wordprocessingDrawing" xmlns:wp="http://schemas.openxmlformats.org/drawingml/2006/wordprocessingDrawing" xmlns:w10="urn:schemas-microsoft-com:office:word" xmlns:w="http://schemas.openxmlformats.org/wordprocessingml/2006/main" xmlns:w14="http://schemas.microsoft.com/office/word/2010/wordml" xmlns:w15="http://schemas.microsoft.com/office/word/2012/wordml" xmlns:wpg="http://schemas.microsoft.com/office/word/2010/wordprocessingGroup" xmlns:wpi="http://schemas.microsoft.com/office/word/2010/wordprocessingInk" xmlns:wne="http://schemas.microsoft.com/office/word/2006/wordml" xmlns:wps="http://schemas.microsoft.com/office/word/2010/wordprocessingShape" mc:Ignorable="w14 w15 wp14">
   <w:abstractNum w:abstractNumId="1" w15:restartNumberingAfterBreak="0">
     <w:multiLevelType w:val="hybridMultilevel"/>
-    <w:lvl w:ilvl="0" w:tentative="1">
+    <w:lvl w:ilvl="0" w15:tentative="1">
       <w:start w:val="1"/>
       <w:numFmt w:val="bullet"/>
       <w:lvlText w:val="●"/>
@@ -29358,7 +29362,7 @@
         <w:ind w:left="720" w:hanging="360"/>
       </w:pPr>
     </w:lvl>
-    <w:lvl w:ilvl="1" w:tentative="1">
+    <w:lvl w:ilvl="1" w15:tentative="1">
       <w:start w:val="1"/>
       <w:numFmt w:val="bullet"/>
       <w:lvlText w:val="○"/>
@@ -29367,7 +29371,7 @@
         <w:ind w:left="1440" w:hanging="360"/>
       </w:pPr>
     </w:lvl>
-    <w:lvl w:ilvl="2" w:tentative="1">
+    <w:lvl w:ilvl="2" w15:tentative="1">
       <w:start w:val="1"/>
       <w:numFmt w:val="bullet"/>
       <w:lvlText w:val="■"/>
@@ -29376,7 +29380,7 @@
         <w:ind w:left="2160" w:hanging="360"/>
       </w:pPr>
     </w:lvl>
-    <w:lvl w:ilvl="3" w:tentative="1">
+    <w:lvl w:ilvl="3" w15:tentative="1">
       <w:start w:val="1"/>
       <w:numFmt w:val="bullet"/>
       <w:lvlText w:val="●"/>
@@ -29385,7 +29389,7 @@
         <w:ind w:left="2880" w:hanging="360"/>
       </w:pPr>
     </w:lvl>
-    <w:lvl w:ilvl="4" w:tentative="1">
+    <w:lvl w:ilvl="4" w15:tentative="1">
       <w:start w:val="1"/>
       <w:numFmt w:val="bullet"/>
       <w:lvlText w:val="○"/>
@@ -29394,7 +29398,7 @@
         <w:ind w:left="3600" w:hanging="360"/>
       </w:pPr>
     </w:lvl>
-    <w:lvl w:ilvl="5" w:tentative="1">
+    <w:lvl w:ilvl="5" w15:tentative="1">
       <w:start w:val="1"/>
       <w:numFmt w:val="bullet"/>
       <w:lvlText w:val="■"/>
@@ -29403,7 +29407,7 @@
         <w:ind w:left="4320" w:hanging="360"/>
       </w:pPr>
     </w:lvl>
-    <w:lvl w:ilvl="6" w:tentative="1">
+    <w:lvl w:ilvl="6" w15:tentative="1">
       <w:start w:val="1"/>
       <w:numFmt w:val="bullet"/>
       <w:lvlText w:val="●"/>
@@ -29412,7 +29416,7 @@
         <w:ind w:left="5040" w:hanging="360"/>
       </w:pPr>
     </w:lvl>
-    <w:lvl w:ilvl="7" w:tentative="1">
+    <w:lvl w:ilvl="7" w15:tentative="1">
       <w:start w:val="1"/>
       <w:numFmt w:val="bullet"/>
       <w:lvlText w:val="●"/>
@@ -29421,7 +29425,7 @@
         <w:ind w:left="5760" w:hanging="360"/>
       </w:pPr>
     </w:lvl>
-    <w:lvl w:ilvl="8" w:tentative="1">
+    <w:lvl w:ilvl="8" w15:tentative="1">
       <w:start w:val="1"/>
       <w:numFmt w:val="bullet"/>
       <w:lvlText w:val="●"/>
@@ -29453,25 +29457,6 @@
     </w:rPrDefault>
     <w:pPrDefault/>
   </w:docDefaults>
-  <w:style w:type="paragraph" w:styleId="Normal" w:default="1">
-    <w:name w:val="Normal"/>
-    <w:qFormat/>
-  </w:style>
-  <w:style w:type="table" w:styleId="TableNormal" w:default="true">
-    <w:name w:val="Normal Table"/>
-    <w:uiPriority w:val="99"/>
-    <w:semiHidden/>
-    <w:unhideWhenUsed/>
-    <w:tblPr>
-      <w:tblInd w:type="dxa" w:w="0"/>
-      <w:tblCellMar>
-        <w:top w:type="dxa" w:w="0"/>
-        <w:left w:type="dxa" w:w="108"/>
-        <w:bottom w:type="dxa" w:w="0"/>
-        <w:right w:type="dxa" w:w="108"/>
-      </w:tblCellMar>
-    </w:tblPr>
-  </w:style>
   <w:style w:type="paragraph" w:styleId="Title">
     <w:name w:val="Title"/>
     <w:basedOn w:val="Normal"/>
@@ -29480,6 +29465,39 @@
     <w:rPr>
       <w:sz w:val="56"/>
       <w:szCs w:val="56"/>
+    </w:rPr>
+  </w:style>
+  <w:style w:type="paragraph" w:styleId="Heading1">
+    <w:name w:val="Heading 1"/>
+    <w:basedOn w:val="Normal"/>
+    <w:next w:val="Normal"/>
+    <w:qFormat/>
+    <w:rPr>
+      <w:color w:val="2E74B5"/>
+      <w:sz w:val="32"/>
+      <w:szCs w:val="32"/>
+    </w:rPr>
+  </w:style>
+  <w:style w:type="paragraph" w:styleId="Heading2">
+    <w:name w:val="Heading 2"/>
+    <w:basedOn w:val="Normal"/>
+    <w:next w:val="Normal"/>
+    <w:qFormat/>
+    <w:rPr>
+      <w:color w:val="2E74B5"/>
+      <w:sz w:val="26"/>
+      <w:szCs w:val="26"/>
+    </w:rPr>
+  </w:style>
+  <w:style w:type="paragraph" w:styleId="Heading3">
+    <w:name w:val="Heading 3"/>
+    <w:basedOn w:val="Normal"/>
+    <w:next w:val="Normal"/>
+    <w:qFormat/>
+    <w:rPr>
+      <w:color w:val="1F4D78"/>
+      <w:sz w:val="24"/>
+      <w:szCs w:val="24"/>
     </w:rPr>
   </w:style>
   <w:style w:type="paragraph" w:styleId="Heading4">
@@ -29668,294 +29686,4 @@
     </w:rPr>
   </w:style>
 </w:styles>
-</file>
-
-<file path=word/theme/theme1.xml><?xml version="1.0" encoding="utf-8"?>
-<a:theme xmlns:a="http://schemas.openxmlformats.org/drawingml/2006/main" name="Office Theme">
-  <a:themeElements>
-    <a:clrScheme name="Office">
-      <a:dk1>
-        <a:sysClr val="windowText" lastClr="000000"/>
-      </a:dk1>
-      <a:lt1>
-        <a:sysClr val="window" lastClr="FFFFFF"/>
-      </a:lt1>
-      <a:dk2>
-        <a:srgbClr val="44546A"/>
-      </a:dk2>
-      <a:lt2>
-        <a:srgbClr val="E7E6E6"/>
-      </a:lt2>
-      <a:accent1>
-        <a:srgbClr val="4472C4"/>
-      </a:accent1>
-      <a:accent2>
-        <a:srgbClr val="ED7D31"/>
-      </a:accent2>
-      <a:accent3>
-        <a:srgbClr val="A5A5A5"/>
-      </a:accent3>
-      <a:accent4>
-        <a:srgbClr val="FFC000"/>
-      </a:accent4>
-      <a:accent5>
-        <a:srgbClr val="5B9BD5"/>
-      </a:accent5>
-      <a:accent6>
-        <a:srgbClr val="70AD47"/>
-      </a:accent6>
-      <a:hlink>
-        <a:srgbClr val="0563C1"/>
-      </a:hlink>
-      <a:folHlink>
-        <a:srgbClr val="954F72"/>
-      </a:folHlink>
-    </a:clrScheme>
-    <a:fontScheme name="Office">
-      <a:majorFont>
-        <a:latin typeface="Calibri Light" panose="020F0302020204030204"/>
-        <a:ea typeface=""/>
-        <a:cs typeface=""/>
-        <a:font script="Jpan" typeface="游ゴシック Light"/>
-        <a:font script="Hang" typeface="맑은 고딕"/>
-        <a:font script="Hans" typeface="等线 Light"/>
-        <a:font script="Hant" typeface="新細明體"/>
-        <a:font script="Arab" typeface="Times New Roman"/>
-        <a:font script="Hebr" typeface="Times New Roman"/>
-        <a:font script="Thai" typeface="Angsana New"/>
-        <a:font script="Ethi" typeface="Nyala"/>
-        <a:font script="Beng" typeface="Vrinda"/>
-        <a:font script="Gujr" typeface="Shruti"/>
-        <a:font script="Khmr" typeface="MoolBoran"/>
-        <a:font script="Knda" typeface="Tunga"/>
-        <a:font script="Guru" typeface="Raavi"/>
-        <a:font script="Cans" typeface="Euphemia"/>
-        <a:font script="Cher" typeface="Plantagenet Cherokee"/>
-        <a:font script="Yiii" typeface="Microsoft Yi Baiti"/>
-        <a:font script="Tibt" typeface="Microsoft Himalaya"/>
-        <a:font script="Thaa" typeface="MV Boli"/>
-        <a:font script="Deva" typeface="Mangal"/>
-        <a:font script="Telu" typeface="Gautami"/>
-        <a:font script="Taml" typeface="Latha"/>
-        <a:font script="Syrc" typeface="Estrangelo Edessa"/>
-        <a:font script="Orya" typeface="Kalinga"/>
-        <a:font script="Mlym" typeface="Kartika"/>
-        <a:font script="Laoo" typeface="DokChampa"/>
-        <a:font script="Sinh" typeface="Iskoola Pota"/>
-        <a:font script="Mong" typeface="Mongolian Baiti"/>
-        <a:font script="Viet" typeface="Times New Roman"/>
-        <a:font script="Uigh" typeface="Microsoft Uighur"/>
-        <a:font script="Geor" typeface="Sylfaen"/>
-        <a:font script="Armn" typeface="Arial"/>
-        <a:font script="Bugi" typeface="Leelawadee UI"/>
-        <a:font script="Bopo" typeface="Microsoft JhengHei"/>
-        <a:font script="Java" typeface="Javanese Text"/>
-        <a:font script="Lisu" typeface="Segoe UI"/>
-        <a:font script="Mymr" typeface="Myanmar Text"/>
-        <a:font script="Nkoo" typeface="Ebrima"/>
-        <a:font script="Olck" typeface="Nirmala UI"/>
-        <a:font script="Osma" typeface="Ebrima"/>
-        <a:font script="Phag" typeface="Phagspa"/>
-        <a:font script="Syrn" typeface="Estrangelo Edessa"/>
-        <a:font script="Syrj" typeface="Estrangelo Edessa"/>
-        <a:font script="Syre" typeface="Estrangelo Edessa"/>
-        <a:font script="Sora" typeface="Nirmala UI"/>
-        <a:font script="Tale" typeface="Microsoft Tai Le"/>
-        <a:font script="Talu" typeface="Microsoft New Tai Lue"/>
-        <a:font script="Tfng" typeface="Ebrima"/>
-      </a:majorFont>
-      <a:minorFont>
-        <a:latin typeface="Calibri" panose="020F0502020204030204"/>
-        <a:ea typeface=""/>
-        <a:cs typeface=""/>
-        <a:font script="Jpan" typeface="游明朝"/>
-        <a:font script="Hang" typeface="맑은 고딕"/>
-        <a:font script="Hans" typeface="等线"/>
-        <a:font script="Hant" typeface="新細明體"/>
-        <a:font script="Arab" typeface="Arial"/>
-        <a:font script="Hebr" typeface="Arial"/>
-        <a:font script="Thai" typeface="Cordia New"/>
-        <a:font script="Ethi" typeface="Nyala"/>
-        <a:font script="Beng" typeface="Vrinda"/>
-        <a:font script="Gujr" typeface="Shruti"/>
-        <a:font script="Khmr" typeface="DaunPenh"/>
-        <a:font script="Knda" typeface="Tunga"/>
-        <a:font script="Guru" typeface="Raavi"/>
-        <a:font script="Cans" typeface="Euphemia"/>
-        <a:font script="Cher" typeface="Plantagenet Cherokee"/>
-        <a:font script="Yiii" typeface="Microsoft Yi Baiti"/>
-        <a:font script="Tibt" typeface="Microsoft Himalaya"/>
-        <a:font script="Thaa" typeface="MV Boli"/>
-        <a:font script="Deva" typeface="Mangal"/>
-        <a:font script="Telu" typeface="Gautami"/>
-        <a:font script="Taml" typeface="Latha"/>
-        <a:font script="Syrc" typeface="Estrangelo Edessa"/>
-        <a:font script="Orya" typeface="Kalinga"/>
-        <a:font script="Mlym" typeface="Kartika"/>
-        <a:font script="Laoo" typeface="DokChampa"/>
-        <a:font script="Sinh" typeface="Iskoola Pota"/>
-        <a:font script="Mong" typeface="Mongolian Baiti"/>
-        <a:font script="Viet" typeface="Arial"/>
-        <a:font script="Uigh" typeface="Microsoft Uighur"/>
-        <a:font script="Geor" typeface="Sylfaen"/>
-        <a:font script="Armn" typeface="Arial"/>
-        <a:font script="Bugi" typeface="Leelawadee UI"/>
-        <a:font script="Bopo" typeface="Microsoft JhengHei"/>
-        <a:font script="Java" typeface="Javanese Text"/>
-        <a:font script="Lisu" typeface="Segoe UI"/>
-        <a:font script="Mymr" typeface="Myanmar Text"/>
-        <a:font script="Nkoo" typeface="Ebrima"/>
-        <a:font script="Olck" typeface="Nirmala UI"/>
-        <a:font script="Osma" typeface="Ebrima"/>
-        <a:font script="Phag" typeface="Phagspa"/>
-        <a:font script="Syrn" typeface="Estrangelo Edessa"/>
-        <a:font script="Syrj" typeface="Estrangelo Edessa"/>
-        <a:font script="Syre" typeface="Estrangelo Edessa"/>
-        <a:font script="Sora" typeface="Nirmala UI"/>
-        <a:font script="Tale" typeface="Microsoft Tai Le"/>
-        <a:font script="Talu" typeface="Microsoft New Tai Lue"/>
-        <a:font script="Tfng" typeface="Ebrima"/>
-      </a:minorFont>
-    </a:fontScheme>
-    <a:fmtScheme name="Office">
-      <a:fillStyleLst>
-        <a:solidFill>
-          <a:schemeClr val="phClr"/>
-        </a:solidFill>
-        <a:gradFill rotWithShape="true">
-          <a:gsLst>
-            <a:gs pos="0">
-              <a:schemeClr val="phClr">
-                <a:lumMod val="110000"/>
-                <a:satMod val="105000"/>
-                <a:tint val="67000"/>
-              </a:schemeClr>
-            </a:gs>
-            <a:gs pos="50000">
-              <a:schemeClr val="phClr">
-                <a:lumMod val="105000"/>
-                <a:satMod val="103000"/>
-                <a:tint val="73000"/>
-              </a:schemeClr>
-            </a:gs>
-            <a:gs pos="100000">
-              <a:schemeClr val="phClr">
-                <a:lumMod val="105000"/>
-                <a:satMod val="109000"/>
-                <a:tint val="81000"/>
-              </a:schemeClr>
-            </a:gs>
-          </a:gsLst>
-          <a:lin ang="5400000" scaled="false"/>
-        </a:gradFill>
-        <a:gradFill rotWithShape="true">
-          <a:gsLst>
-            <a:gs pos="0">
-              <a:schemeClr val="phClr">
-                <a:satMod val="103000"/>
-                <a:lumMod val="102000"/>
-                <a:tint val="94000"/>
-              </a:schemeClr>
-            </a:gs>
-            <a:gs pos="50000">
-              <a:schemeClr val="phClr">
-                <a:satMod val="110000"/>
-                <a:lumMod val="100000"/>
-                <a:shade val="100000"/>
-              </a:schemeClr>
-            </a:gs>
-            <a:gs pos="100000">
-              <a:schemeClr val="phClr">
-                <a:lumMod val="99000"/>
-                <a:satMod val="120000"/>
-                <a:shade val="78000"/>
-              </a:schemeClr>
-            </a:gs>
-          </a:gsLst>
-          <a:lin ang="5400000" scaled="false"/>
-        </a:gradFill>
-      </a:fillStyleLst>
-      <a:lnStyleLst>
-        <a:ln w="6350" cap="flat" cmpd="sng" algn="ctr">
-          <a:solidFill>
-            <a:schemeClr val="phClr"/>
-          </a:solidFill>
-          <a:prstDash val="solid"/>
-          <a:miter lim="800000"/>
-        </a:ln>
-        <a:ln w="12700" cap="flat" cmpd="sng" algn="ctr">
-          <a:solidFill>
-            <a:schemeClr val="phClr"/>
-          </a:solidFill>
-          <a:prstDash val="solid"/>
-          <a:miter lim="800000"/>
-        </a:ln>
-        <a:ln w="19050" cap="flat" cmpd="sng" algn="ctr">
-          <a:solidFill>
-            <a:schemeClr val="phClr"/>
-          </a:solidFill>
-          <a:prstDash val="solid"/>
-          <a:miter lim="800000"/>
-        </a:ln>
-      </a:lnStyleLst>
-      <a:effectStyleLst>
-        <a:effectStyle>
-          <a:effectLst/>
-        </a:effectStyle>
-        <a:effectStyle>
-          <a:effectLst/>
-        </a:effectStyle>
-        <a:effectStyle>
-          <a:effectLst>
-            <a:outerShdw blurRad="57150" dist="19050" dir="5400000" algn="ctr" rotWithShape="false">
-              <a:srgbClr val="000000">
-                <a:alpha val="63000"/>
-              </a:srgbClr>
-            </a:outerShdw>
-          </a:effectLst>
-        </a:effectStyle>
-      </a:effectStyleLst>
-      <a:bgFillStyleLst>
-        <a:solidFill>
-          <a:schemeClr val="phClr"/>
-        </a:solidFill>
-        <a:solidFill>
-          <a:schemeClr val="phClr">
-            <a:tint val="95000"/>
-            <a:satMod val="170000"/>
-          </a:schemeClr>
-        </a:solidFill>
-        <a:gradFill rotWithShape="true">
-          <a:gsLst>
-            <a:gs pos="0">
-              <a:schemeClr val="phClr">
-                <a:tint val="93000"/>
-                <a:satMod val="150000"/>
-                <a:shade val="98000"/>
-                <a:lumMod val="102000"/>
-              </a:schemeClr>
-            </a:gs>
-            <a:gs pos="50000">
-              <a:schemeClr val="phClr">
-                <a:tint val="98000"/>
-                <a:satMod val="130000"/>
-                <a:shade val="90000"/>
-                <a:lumMod val="103000"/>
-              </a:schemeClr>
-            </a:gs>
-            <a:gs pos="100000">
-              <a:schemeClr val="phClr">
-                <a:shade val="63000"/>
-                <a:satMod val="120000"/>
-              </a:schemeClr>
-            </a:gs>
-          </a:gsLst>
-          <a:lin ang="5400000" scaled="false"/>
-        </a:gradFill>
-      </a:bgFillStyleLst>
-    </a:fmtScheme>
-  </a:themeElements>
-  <a:objectDefaults/>
-  <a:extraClrSchemeLst/>
-</a:theme>
 </file>